--- a/Toeic/từ vựng/part 2/từ vựng.docx
+++ b/Toeic/từ vựng/part 2/từ vựng.docx
@@ -15,6 +15,489 @@
     <w:p>
       <w:r>
         <w:t>Brach: nhánh cây, chi nhánh</w:t>
+      </w:r>
+    </w:p>
+    <w:p>
+      <w:pPr>
+        <w:shd w:val="clear" w:color="auto" w:fill="FFFCF3"/>
+        <w:spacing w:after="0" w:line="240" w:lineRule="auto"/>
+        <w:outlineLvl w:val="1"/>
+        <w:rPr>
+          <w:rFonts w:ascii="Open Sans" w:eastAsia="Times New Roman" w:hAnsi="Open Sans" w:cs="Open Sans"/>
+          <w:b/>
+          <w:bCs/>
+          <w:color w:val="313033"/>
+          <w:sz w:val="36"/>
+          <w:szCs w:val="36"/>
+        </w:rPr>
+      </w:pPr>
+      <w:r>
+        <w:rPr>
+          <w:rFonts w:ascii="Open Sans" w:eastAsia="Times New Roman" w:hAnsi="Open Sans" w:cs="Open Sans"/>
+          <w:b/>
+          <w:bCs/>
+          <w:color w:val="313033"/>
+          <w:sz w:val="36"/>
+          <w:szCs w:val="36"/>
+        </w:rPr>
+        <w:t>Previously</w:t>
+      </w:r>
+      <w:r>
+        <w:rPr>
+          <w:rFonts w:ascii="Open Sans" w:eastAsia="Times New Roman" w:hAnsi="Open Sans" w:cs="Open Sans"/>
+          <w:b/>
+          <w:bCs/>
+          <w:color w:val="313033"/>
+          <w:sz w:val="36"/>
+          <w:szCs w:val="36"/>
+        </w:rPr>
+        <w:t>: trước đây</w:t>
+      </w:r>
+    </w:p>
+    <w:p>
+      <w:pPr>
+        <w:pStyle w:val="Heading2"/>
+        <w:shd w:val="clear" w:color="auto" w:fill="FFFCF3"/>
+        <w:spacing w:before="0" w:beforeAutospacing="0" w:after="0" w:afterAutospacing="0"/>
+        <w:rPr>
+          <w:rFonts w:ascii="Open Sans" w:hAnsi="Open Sans" w:cs="Open Sans"/>
+          <w:color w:val="313033"/>
+        </w:rPr>
+      </w:pPr>
+      <w:r>
+        <w:rPr>
+          <w:rFonts w:ascii="Open Sans" w:hAnsi="Open Sans" w:cs="Open Sans"/>
+          <w:color w:val="313033"/>
+        </w:rPr>
+        <w:t>afterwards</w:t>
+      </w:r>
+    </w:p>
+    <w:p>
+      <w:pPr>
+        <w:shd w:val="clear" w:color="auto" w:fill="FFFCF3"/>
+        <w:spacing w:after="0" w:line="240" w:lineRule="auto"/>
+        <w:outlineLvl w:val="1"/>
+        <w:rPr>
+          <w:rFonts w:ascii="Open Sans" w:eastAsia="Times New Roman" w:hAnsi="Open Sans" w:cs="Open Sans"/>
+          <w:b/>
+          <w:bCs/>
+          <w:color w:val="313033"/>
+          <w:sz w:val="36"/>
+          <w:szCs w:val="36"/>
+        </w:rPr>
+      </w:pPr>
+      <w:r>
+        <w:rPr>
+          <w:rFonts w:ascii="Open Sans" w:eastAsia="Times New Roman" w:hAnsi="Open Sans" w:cs="Open Sans"/>
+          <w:b/>
+          <w:bCs/>
+          <w:color w:val="313033"/>
+          <w:sz w:val="36"/>
+          <w:szCs w:val="36"/>
+        </w:rPr>
+        <w:t>firm</w:t>
+      </w:r>
+      <w:r>
+        <w:rPr>
+          <w:rFonts w:ascii="Open Sans" w:eastAsia="Times New Roman" w:hAnsi="Open Sans" w:cs="Open Sans"/>
+          <w:b/>
+          <w:bCs/>
+          <w:color w:val="313033"/>
+          <w:sz w:val="36"/>
+          <w:szCs w:val="36"/>
+        </w:rPr>
+        <w:t>== company</w:t>
+      </w:r>
+    </w:p>
+    <w:p>
+      <w:pPr>
+        <w:pStyle w:val="Heading2"/>
+        <w:shd w:val="clear" w:color="auto" w:fill="FFFCF3"/>
+        <w:spacing w:before="0" w:beforeAutospacing="0" w:after="0" w:afterAutospacing="0"/>
+        <w:rPr>
+          <w:rFonts w:ascii="Open Sans" w:hAnsi="Open Sans" w:cs="Open Sans"/>
+          <w:color w:val="313033"/>
+        </w:rPr>
+      </w:pPr>
+      <w:r>
+        <w:rPr>
+          <w:rFonts w:ascii="Open Sans" w:hAnsi="Open Sans" w:cs="Open Sans"/>
+          <w:color w:val="313033"/>
+        </w:rPr>
+        <w:t>decide</w:t>
+      </w:r>
+    </w:p>
+    <w:p>
+      <w:pPr>
+        <w:pStyle w:val="Heading2"/>
+        <w:shd w:val="clear" w:color="auto" w:fill="FFFCF3"/>
+        <w:spacing w:before="0" w:beforeAutospacing="0" w:after="0" w:afterAutospacing="0"/>
+        <w:rPr>
+          <w:rFonts w:ascii="Open Sans" w:hAnsi="Open Sans" w:cs="Open Sans"/>
+          <w:color w:val="313033"/>
+        </w:rPr>
+      </w:pPr>
+      <w:r>
+        <w:rPr>
+          <w:rFonts w:ascii="Open Sans" w:hAnsi="Open Sans" w:cs="Open Sans"/>
+          <w:color w:val="313033"/>
+        </w:rPr>
+        <w:t>resource</w:t>
+      </w:r>
+    </w:p>
+    <w:p>
+      <w:pPr>
+        <w:pStyle w:val="Heading2"/>
+        <w:shd w:val="clear" w:color="auto" w:fill="FFFCF3"/>
+        <w:spacing w:before="0" w:beforeAutospacing="0" w:after="0" w:afterAutospacing="0"/>
+        <w:rPr>
+          <w:rFonts w:ascii="Open Sans" w:hAnsi="Open Sans" w:cs="Open Sans"/>
+          <w:color w:val="313033"/>
+        </w:rPr>
+      </w:pPr>
+      <w:r>
+        <w:rPr>
+          <w:rFonts w:ascii="Open Sans" w:hAnsi="Open Sans" w:cs="Open Sans"/>
+          <w:color w:val="313033"/>
+        </w:rPr>
+        <w:t>estimate</w:t>
+      </w:r>
+    </w:p>
+    <w:p>
+      <w:r>
+        <w:t>Participant: ng tham dự</w:t>
+      </w:r>
+    </w:p>
+    <w:p>
+      <w:r>
+        <w:t>Due to : bởi vì</w:t>
+      </w:r>
+    </w:p>
+    <w:p>
+      <w:r>
+        <w:t>transportation delays</w:t>
+      </w:r>
+      <w:r>
+        <w:t>: sự trì hoãn giao thông</w:t>
+      </w:r>
+    </w:p>
+    <w:p>
+      <w:r>
+        <w:t>renew(v) làm mới</w:t>
+      </w:r>
+    </w:p>
+    <w:p>
+      <w:r>
+        <w:t xml:space="preserve">renewal: </w:t>
+      </w:r>
+      <w:r>
+        <w:t>sự gia hạn</w:t>
+      </w:r>
+    </w:p>
+    <w:p>
+      <w:r>
+        <w:t>orderform đơn đặt hàng</w:t>
+      </w:r>
+    </w:p>
+    <w:p>
+      <w:r>
+        <w:t>Patron: ng khách quen</w:t>
+      </w:r>
+      <w:r>
+        <w:br/>
+        <w:t>substitute(v) thay thế</w:t>
+      </w:r>
+    </w:p>
+    <w:p>
+      <w:r>
+        <w:t>Eliminate(v) loại bo</w:t>
+      </w:r>
+    </w:p>
+    <w:p>
+      <w:r>
+        <w:t>Preservative</w:t>
+      </w:r>
+    </w:p>
+    <w:p>
+      <w:r>
+        <w:t>Announce : thông báo</w:t>
+      </w:r>
+    </w:p>
+    <w:p>
+      <w:r>
+        <w:t>Contain : chứa</w:t>
+      </w:r>
+    </w:p>
+    <w:p>
+      <w:r>
+        <w:t>Approve</w:t>
+      </w:r>
+      <w:r>
+        <w:t>: chấp nhận</w:t>
+      </w:r>
+    </w:p>
+    <w:p>
+      <w:r>
+        <w:t>Approv</w:t>
+      </w:r>
+      <w:r>
+        <w:t>al(n) sự chấp nhận</w:t>
+      </w:r>
+      <w:r>
+        <w:br/>
+        <w:t>Proposal : sự đề xuất</w:t>
+      </w:r>
+    </w:p>
+    <w:p>
+      <w:r>
+        <w:t>Invest-investment-investor</w:t>
+      </w:r>
+      <w:r>
+        <w:t xml:space="preserve"> </w:t>
+      </w:r>
+    </w:p>
+    <w:p>
+      <w:r>
+        <w:t>Benific-benifical</w:t>
+      </w:r>
+    </w:p>
+    <w:p>
+      <w:r>
+        <w:t>Create-creative-creatity</w:t>
+      </w:r>
+    </w:p>
+    <w:p>
+      <w:r>
+        <w:t>I</w:t>
+      </w:r>
+      <w:r>
+        <w:t>nnovation</w:t>
+      </w:r>
+    </w:p>
+    <w:p>
+      <w:r>
+        <w:t>N</w:t>
+      </w:r>
+      <w:r>
+        <w:t>otable</w:t>
+      </w:r>
+    </w:p>
+    <w:p>
+      <w:r>
+        <w:lastRenderedPageBreak/>
+        <w:t>Analyze -analysis</w:t>
+      </w:r>
+      <w:r>
+        <w:t>-analytical</w:t>
+      </w:r>
+    </w:p>
+    <w:p>
+      <w:r>
+        <w:t>stock market : thị truongf chứng khoán</w:t>
+      </w:r>
+    </w:p>
+    <w:p>
+      <w:r>
+        <w:t>procedure proceed-procedural</w:t>
+      </w:r>
+    </w:p>
+    <w:p>
+      <w:r>
+        <w:t>fog</w:t>
+      </w:r>
+      <w:r>
+        <w:t>-fogg</w:t>
+      </w:r>
+      <w:r>
+        <w:t>y</w:t>
+      </w:r>
+    </w:p>
+    <w:p>
+      <w:r>
+        <w:t>comic có hai nghĩa nha</w:t>
+      </w:r>
+    </w:p>
+    <w:p>
+      <w:r>
+        <w:t>Expenses incurred : chi phí phát sinh</w:t>
+      </w:r>
+    </w:p>
+    <w:p>
+      <w:r>
+        <w:t xml:space="preserve">Reorganize reorganization </w:t>
+      </w:r>
+    </w:p>
+    <w:p>
+      <w:r>
+        <w:t>well-qualified</w:t>
+      </w:r>
+      <w:r>
+        <w:t xml:space="preserve"> : trình độ tốt</w:t>
+      </w:r>
+    </w:p>
+    <w:p>
+      <w:r>
+        <w:t>time consuming</w:t>
+      </w:r>
+      <w:r>
+        <w:t xml:space="preserve"> : tốn time</w:t>
+      </w:r>
+    </w:p>
+    <w:p>
+      <w:r>
+        <w:t xml:space="preserve">invented: </w:t>
+      </w:r>
+      <w:r>
+        <w:t xml:space="preserve">đã </w:t>
+      </w:r>
+      <w:r>
+        <w:t>phát minh</w:t>
+      </w:r>
+    </w:p>
+    <w:p>
+      <w:r>
+        <w:t>invent</w:t>
+      </w:r>
+      <w:r>
+        <w:t xml:space="preserve"> : phát minh</w:t>
+      </w:r>
+    </w:p>
+    <w:p>
+      <w:r>
+        <w:t>necessary : cần thiết</w:t>
+      </w:r>
+    </w:p>
+    <w:p>
+      <w:r>
+        <w:t>excellent: xuất xắc</w:t>
+      </w:r>
+    </w:p>
+    <w:p>
+      <w:r>
+        <w:t>Native speakers: ng bản ngữ</w:t>
+      </w:r>
+    </w:p>
+    <w:p>
+      <w:r>
+        <w:rPr>
+          <w:noProof/>
+        </w:rPr>
+        <w:drawing>
+          <wp:inline distT="0" distB="0" distL="0" distR="0" wp14:anchorId="4C81DAFB" wp14:editId="2CBAACFF">
+            <wp:extent cx="5458587" cy="2029108"/>
+            <wp:effectExtent l="0" t="0" r="8890" b="9525"/>
+            <wp:docPr id="1" name="Picture 1"/>
+            <wp:cNvGraphicFramePr>
+              <a:graphicFrameLocks xmlns:a="http://schemas.openxmlformats.org/drawingml/2006/main" noChangeAspect="1"/>
+            </wp:cNvGraphicFramePr>
+            <a:graphic xmlns:a="http://schemas.openxmlformats.org/drawingml/2006/main">
+              <a:graphicData uri="http://schemas.openxmlformats.org/drawingml/2006/picture">
+                <pic:pic xmlns:pic="http://schemas.openxmlformats.org/drawingml/2006/picture">
+                  <pic:nvPicPr>
+                    <pic:cNvPr id="1" name=""/>
+                    <pic:cNvPicPr/>
+                  </pic:nvPicPr>
+                  <pic:blipFill>
+                    <a:blip r:embed="rId4"/>
+                    <a:stretch>
+                      <a:fillRect/>
+                    </a:stretch>
+                  </pic:blipFill>
+                  <pic:spPr>
+                    <a:xfrm>
+                      <a:off x="0" y="0"/>
+                      <a:ext cx="5458587" cy="2029108"/>
+                    </a:xfrm>
+                    <a:prstGeom prst="rect">
+                      <a:avLst/>
+                    </a:prstGeom>
+                  </pic:spPr>
+                </pic:pic>
+              </a:graphicData>
+            </a:graphic>
+          </wp:inline>
+        </w:drawing>
+      </w:r>
+    </w:p>
+    <w:p>
+      <w:pPr>
+        <w:pStyle w:val="Heading2"/>
+        <w:shd w:val="clear" w:color="auto" w:fill="FFFCF3"/>
+        <w:spacing w:before="0" w:beforeAutospacing="0" w:after="0" w:afterAutospacing="0"/>
+        <w:rPr>
+          <w:rFonts w:ascii="Open Sans" w:hAnsi="Open Sans" w:cs="Open Sans"/>
+          <w:color w:val="313033"/>
+        </w:rPr>
+      </w:pPr>
+      <w:r>
+        <w:rPr>
+          <w:rFonts w:ascii="Open Sans" w:hAnsi="Open Sans" w:cs="Open Sans"/>
+          <w:color w:val="313033"/>
+        </w:rPr>
+        <w:t>association</w:t>
+      </w:r>
+    </w:p>
+    <w:p>
+      <w:pPr>
+        <w:pStyle w:val="Heading2"/>
+        <w:shd w:val="clear" w:color="auto" w:fill="FFFCF3"/>
+        <w:spacing w:before="0" w:beforeAutospacing="0" w:after="0" w:afterAutospacing="0"/>
+        <w:rPr>
+          <w:rFonts w:ascii="Open Sans" w:hAnsi="Open Sans" w:cs="Open Sans"/>
+          <w:color w:val="313033"/>
+        </w:rPr>
+      </w:pPr>
+      <w:r>
+        <w:rPr>
+          <w:rFonts w:ascii="Open Sans" w:hAnsi="Open Sans" w:cs="Open Sans"/>
+          <w:color w:val="313033"/>
+        </w:rPr>
+        <w:t>oversee</w:t>
+      </w:r>
+    </w:p>
+    <w:p>
+      <w:pPr>
+        <w:pStyle w:val="Heading2"/>
+        <w:shd w:val="clear" w:color="auto" w:fill="FFFCF3"/>
+        <w:rPr>
+          <w:rFonts w:ascii="Open Sans" w:hAnsi="Open Sans" w:cs="Open Sans"/>
+          <w:color w:val="313033"/>
+        </w:rPr>
+      </w:pPr>
+      <w:r>
+        <w:rPr>
+          <w:rFonts w:ascii="Open Sans" w:hAnsi="Open Sans" w:cs="Open Sans"/>
+          <w:color w:val="313033"/>
+        </w:rPr>
+        <w:t>illustrate</w:t>
+      </w:r>
+    </w:p>
+    <w:p>
+      <w:pPr>
+        <w:pStyle w:val="Heading2"/>
+        <w:shd w:val="clear" w:color="auto" w:fill="FFFCF3"/>
+        <w:rPr>
+          <w:rFonts w:ascii="Open Sans" w:hAnsi="Open Sans" w:cs="Open Sans"/>
+          <w:color w:val="313033"/>
+        </w:rPr>
+      </w:pPr>
+      <w:r>
+        <w:rPr>
+          <w:rFonts w:ascii="Open Sans" w:hAnsi="Open Sans" w:cs="Open Sans"/>
+          <w:color w:val="313033"/>
+        </w:rPr>
+        <w:t>temporary</w:t>
+      </w:r>
+    </w:p>
+    <w:p>
+      <w:r>
+        <w:t>com</w:t>
+      </w:r>
+      <w:r>
+        <w:t>m</w:t>
+      </w:r>
+      <w:r>
+        <w:t>emmorate</w:t>
       </w:r>
     </w:p>
     <w:sectPr>
@@ -426,6 +909,25 @@
     <w:name w:val="Normal"/>
     <w:qFormat/>
   </w:style>
+  <w:style w:type="paragraph" w:styleId="Heading2">
+    <w:name w:val="heading 2"/>
+    <w:basedOn w:val="Normal"/>
+    <w:link w:val="Heading2Char"/>
+    <w:uiPriority w:val="9"/>
+    <w:qFormat/>
+    <w:rsid w:val="005528AF"/>
+    <w:pPr>
+      <w:spacing w:before="100" w:beforeAutospacing="1" w:after="100" w:afterAutospacing="1" w:line="240" w:lineRule="auto"/>
+      <w:outlineLvl w:val="1"/>
+    </w:pPr>
+    <w:rPr>
+      <w:rFonts w:ascii="Times New Roman" w:eastAsia="Times New Roman" w:hAnsi="Times New Roman" w:cs="Times New Roman"/>
+      <w:b/>
+      <w:bCs/>
+      <w:sz w:val="36"/>
+      <w:szCs w:val="36"/>
+    </w:rPr>
+  </w:style>
   <w:style w:type="character" w:default="1" w:styleId="DefaultParagraphFont">
     <w:name w:val="Default Paragraph Font"/>
     <w:uiPriority w:val="1"/>
@@ -452,6 +954,20 @@
     <w:uiPriority w:val="99"/>
     <w:semiHidden/>
     <w:unhideWhenUsed/>
+  </w:style>
+  <w:style w:type="character" w:customStyle="1" w:styleId="Heading2Char">
+    <w:name w:val="Heading 2 Char"/>
+    <w:basedOn w:val="DefaultParagraphFont"/>
+    <w:link w:val="Heading2"/>
+    <w:uiPriority w:val="9"/>
+    <w:rsid w:val="005528AF"/>
+    <w:rPr>
+      <w:rFonts w:ascii="Times New Roman" w:eastAsia="Times New Roman" w:hAnsi="Times New Roman" w:cs="Times New Roman"/>
+      <w:b/>
+      <w:bCs/>
+      <w:sz w:val="36"/>
+      <w:szCs w:val="36"/>
+    </w:rPr>
   </w:style>
 </w:styles>
 </file>

--- a/Toeic/từ vựng/part 2/từ vựng.docx
+++ b/Toeic/từ vựng/part 2/từ vựng.docx
@@ -14,6 +14,14 @@
     </w:p>
     <w:p>
       <w:r>
+        <w:t>real estate</w:t>
+      </w:r>
+      <w:r>
+        <w:t>== prorperty</w:t>
+      </w:r>
+    </w:p>
+    <w:p>
+      <w:r>
         <w:t>Brach: nhánh cây, chi nhánh</w:t>
       </w:r>
     </w:p>
@@ -276,6 +284,7 @@
     </w:p>
     <w:p>
       <w:r>
+        <w:lastRenderedPageBreak/>
         <w:t>N</w:t>
       </w:r>
       <w:r>
@@ -284,7 +293,6 @@
     </w:p>
     <w:p>
       <w:r>
-        <w:lastRenderedPageBreak/>
         <w:t>Analyze -analysis</w:t>
       </w:r>
       <w:r>
@@ -491,6 +499,7 @@
     </w:p>
     <w:p>
       <w:r>
+        <w:lastRenderedPageBreak/>
         <w:t>com</w:t>
       </w:r>
       <w:r>
@@ -500,6 +509,108 @@
         <w:t>emmorate</w:t>
       </w:r>
     </w:p>
+    <w:p>
+      <w:pPr>
+        <w:pStyle w:val="Heading2"/>
+        <w:shd w:val="clear" w:color="auto" w:fill="FFFCF3"/>
+        <w:spacing w:before="0" w:beforeAutospacing="0" w:after="0" w:afterAutospacing="0"/>
+        <w:rPr>
+          <w:rFonts w:ascii="Open Sans" w:hAnsi="Open Sans" w:cs="Open Sans"/>
+          <w:color w:val="313033"/>
+        </w:rPr>
+      </w:pPr>
+      <w:r>
+        <w:rPr>
+          <w:rFonts w:ascii="Open Sans" w:hAnsi="Open Sans" w:cs="Open Sans"/>
+          <w:color w:val="313033"/>
+        </w:rPr>
+        <w:t>attendant == attendantance</w:t>
+      </w:r>
+    </w:p>
+    <w:p>
+      <w:pPr>
+        <w:pStyle w:val="Heading2"/>
+        <w:shd w:val="clear" w:color="auto" w:fill="FFFCF3"/>
+        <w:spacing w:before="0" w:beforeAutospacing="0" w:after="0" w:afterAutospacing="0"/>
+        <w:rPr>
+          <w:rFonts w:ascii="Open Sans" w:hAnsi="Open Sans" w:cs="Open Sans"/>
+          <w:color w:val="313033"/>
+        </w:rPr>
+      </w:pPr>
+    </w:p>
+    <w:p>
+      <w:pPr>
+        <w:pStyle w:val="Heading2"/>
+        <w:shd w:val="clear" w:color="auto" w:fill="FFFCF3"/>
+        <w:spacing w:before="0" w:beforeAutospacing="0" w:after="0" w:afterAutospacing="0"/>
+        <w:rPr>
+          <w:rFonts w:ascii="Open Sans" w:hAnsi="Open Sans" w:cs="Open Sans"/>
+          <w:color w:val="313033"/>
+        </w:rPr>
+      </w:pPr>
+      <w:r>
+        <w:rPr>
+          <w:rFonts w:ascii="Open Sans" w:hAnsi="Open Sans" w:cs="Open Sans"/>
+          <w:color w:val="313033"/>
+        </w:rPr>
+        <w:t>resume</w:t>
+      </w:r>
+    </w:p>
+    <w:p>
+      <w:pPr>
+        <w:pStyle w:val="Heading2"/>
+        <w:shd w:val="clear" w:color="auto" w:fill="FFFCF3"/>
+        <w:spacing w:before="0" w:beforeAutospacing="0" w:after="0" w:afterAutospacing="0"/>
+        <w:rPr>
+          <w:rFonts w:ascii="Open Sans" w:hAnsi="Open Sans" w:cs="Open Sans"/>
+          <w:color w:val="313033"/>
+        </w:rPr>
+      </w:pPr>
+      <w:r>
+        <w:rPr>
+          <w:rFonts w:ascii="Open Sans" w:hAnsi="Open Sans" w:cs="Open Sans"/>
+          <w:color w:val="313033"/>
+        </w:rPr>
+        <w:t>consultant,consult</w:t>
+      </w:r>
+    </w:p>
+    <w:p>
+      <w:pPr>
+        <w:pStyle w:val="Heading2"/>
+        <w:shd w:val="clear" w:color="auto" w:fill="FFFCF3"/>
+        <w:spacing w:before="0" w:beforeAutospacing="0" w:after="0" w:afterAutospacing="0"/>
+        <w:rPr>
+          <w:rFonts w:ascii="Open Sans" w:hAnsi="Open Sans" w:cs="Open Sans"/>
+          <w:color w:val="313033"/>
+        </w:rPr>
+      </w:pPr>
+      <w:r>
+        <w:rPr>
+          <w:rFonts w:ascii="Open Sans" w:hAnsi="Open Sans" w:cs="Open Sans"/>
+          <w:color w:val="313033"/>
+        </w:rPr>
+        <w:t>permission== permit</w:t>
+      </w:r>
+    </w:p>
+    <w:p>
+      <w:pPr>
+        <w:pStyle w:val="Heading2"/>
+        <w:shd w:val="clear" w:color="auto" w:fill="FFFCF3"/>
+        <w:spacing w:before="0" w:beforeAutospacing="0" w:after="0" w:afterAutospacing="0"/>
+        <w:rPr>
+          <w:rFonts w:ascii="Open Sans" w:hAnsi="Open Sans" w:cs="Open Sans"/>
+          <w:color w:val="313033"/>
+        </w:rPr>
+      </w:pPr>
+      <w:r>
+        <w:rPr>
+          <w:rFonts w:ascii="Open Sans" w:hAnsi="Open Sans" w:cs="Open Sans"/>
+          <w:color w:val="313033"/>
+        </w:rPr>
+        <w:t>manuscrpit: bản thảo</w:t>
+      </w:r>
+    </w:p>
+    <w:p/>
     <w:sectPr>
       <w:pgSz w:w="12240" w:h="15840"/>
       <w:pgMar w:top="1440" w:right="1440" w:bottom="1440" w:left="1440" w:header="720" w:footer="720" w:gutter="0"/>

--- a/Toeic/từ vựng/part 2/từ vựng.docx
+++ b/Toeic/từ vựng/part 2/từ vựng.docx
@@ -9,9 +9,139 @@
     </w:p>
     <w:p>
       <w:r>
+        <w:t xml:space="preserve">Reasonable </w:t>
+      </w:r>
+    </w:p>
+    <w:p>
+      <w:pPr>
+        <w:pStyle w:val="Heading2"/>
+        <w:shd w:val="clear" w:color="auto" w:fill="FFFCF3"/>
+        <w:spacing w:before="0" w:beforeAutospacing="0" w:after="0" w:afterAutospacing="0"/>
+        <w:rPr>
+          <w:rFonts w:ascii="Open Sans" w:hAnsi="Open Sans" w:cs="Open Sans"/>
+          <w:color w:val="313033"/>
+        </w:rPr>
+      </w:pPr>
+      <w:r>
+        <w:rPr>
+          <w:rFonts w:ascii="Open Sans" w:hAnsi="Open Sans" w:cs="Open Sans"/>
+          <w:color w:val="313033"/>
+        </w:rPr>
+        <w:t>productivity</w:t>
+      </w:r>
+    </w:p>
+    <w:p/>
+    <w:p>
+      <w:r>
         <w:t>Hand book: sổ tay</w:t>
       </w:r>
     </w:p>
+    <w:p>
+      <w:r>
+        <w:t>C</w:t>
+      </w:r>
+      <w:r>
+        <w:t>aterer</w:t>
+      </w:r>
+    </w:p>
+    <w:p>
+      <w:r>
+        <w:t>Suggest(v)</w:t>
+      </w:r>
+    </w:p>
+    <w:p>
+      <w:r>
+        <w:t>Switch(v) chuyển đổi</w:t>
+      </w:r>
+    </w:p>
+    <w:p>
+      <w:r>
+        <w:t>contact lenses: kích áp tròng</w:t>
+      </w:r>
+    </w:p>
+    <w:p>
+      <w:r>
+        <w:t>A</w:t>
+      </w:r>
+      <w:r>
+        <w:t>genda</w:t>
+      </w:r>
+    </w:p>
+    <w:p>
+      <w:r>
+        <w:t>packaging machine</w:t>
+      </w:r>
+    </w:p>
+    <w:p>
+      <w:r>
+        <w:t>Assembly line= Production line</w:t>
+      </w:r>
+    </w:p>
+    <w:p>
+      <w:r>
+        <w:t xml:space="preserve"> Production costs</w:t>
+      </w:r>
+    </w:p>
+    <w:p>
+      <w:r>
+        <w:t>expedited shipping: giao hàng hỏa tốc</w:t>
+      </w:r>
+    </w:p>
+    <w:p>
+      <w:pPr>
+        <w:pStyle w:val="Heading2"/>
+        <w:shd w:val="clear" w:color="auto" w:fill="FFFCF3"/>
+        <w:spacing w:before="0" w:beforeAutospacing="0" w:after="0" w:afterAutospacing="0"/>
+        <w:rPr>
+          <w:rFonts w:ascii="Open Sans" w:hAnsi="Open Sans" w:cs="Open Sans"/>
+          <w:color w:val="313033"/>
+        </w:rPr>
+      </w:pPr>
+      <w:r>
+        <w:rPr>
+          <w:rFonts w:ascii="Open Sans" w:hAnsi="Open Sans" w:cs="Open Sans"/>
+          <w:color w:val="313033"/>
+        </w:rPr>
+        <w:t>catalog</w:t>
+      </w:r>
+    </w:p>
+    <w:p>
+      <w:pPr>
+        <w:pStyle w:val="Heading2"/>
+        <w:shd w:val="clear" w:color="auto" w:fill="FFFCF3"/>
+        <w:spacing w:before="0" w:beforeAutospacing="0" w:after="0" w:afterAutospacing="0"/>
+        <w:rPr>
+          <w:rFonts w:ascii="Open Sans" w:hAnsi="Open Sans" w:cs="Open Sans"/>
+          <w:color w:val="313033"/>
+        </w:rPr>
+      </w:pPr>
+      <w:r>
+        <w:rPr>
+          <w:rFonts w:ascii="Open Sans" w:hAnsi="Open Sans" w:cs="Open Sans"/>
+          <w:color w:val="313033"/>
+        </w:rPr>
+        <w:t>respond==reply</w:t>
+      </w:r>
+    </w:p>
+    <w:p>
+      <w:pPr>
+        <w:pStyle w:val="Heading2"/>
+        <w:shd w:val="clear" w:color="auto" w:fill="FFFCF3"/>
+        <w:spacing w:before="0" w:beforeAutospacing="0" w:after="0" w:afterAutospacing="0"/>
+        <w:rPr>
+          <w:rFonts w:ascii="Open Sans" w:hAnsi="Open Sans" w:cs="Open Sans"/>
+          <w:color w:val="313033"/>
+        </w:rPr>
+      </w:pPr>
+      <w:r>
+        <w:rPr>
+          <w:rFonts w:ascii="Open Sans" w:hAnsi="Open Sans" w:cs="Open Sans"/>
+          <w:color w:val="313033"/>
+        </w:rPr>
+        <w:t>degree</w:t>
+      </w:r>
+    </w:p>
+    <w:p/>
     <w:p>
       <w:r>
         <w:t>real estate</w:t>
@@ -183,6 +313,7 @@
     </w:p>
     <w:p>
       <w:r>
+        <w:lastRenderedPageBreak/>
         <w:t>transportation delays</w:t>
       </w:r>
       <w:r>
@@ -284,94 +415,94 @@
     </w:p>
     <w:p>
       <w:r>
+        <w:t>N</w:t>
+      </w:r>
+      <w:r>
+        <w:t>otable</w:t>
+      </w:r>
+    </w:p>
+    <w:p>
+      <w:r>
+        <w:t>Analyze -analysis</w:t>
+      </w:r>
+      <w:r>
+        <w:t>-analytical</w:t>
+      </w:r>
+    </w:p>
+    <w:p>
+      <w:r>
+        <w:t>stock market : thị truongf chứng khoán</w:t>
+      </w:r>
+    </w:p>
+    <w:p>
+      <w:r>
+        <w:t>procedure proceed-procedural</w:t>
+      </w:r>
+    </w:p>
+    <w:p>
+      <w:r>
+        <w:t>fog</w:t>
+      </w:r>
+      <w:r>
+        <w:t>-fogg</w:t>
+      </w:r>
+      <w:r>
+        <w:t>y</w:t>
+      </w:r>
+    </w:p>
+    <w:p>
+      <w:r>
+        <w:t>comic có hai nghĩa nha</w:t>
+      </w:r>
+    </w:p>
+    <w:p>
+      <w:r>
+        <w:t>Expenses incurred : chi phí phát sinh</w:t>
+      </w:r>
+    </w:p>
+    <w:p>
+      <w:r>
+        <w:t xml:space="preserve">Reorganize reorganization </w:t>
+      </w:r>
+    </w:p>
+    <w:p>
+      <w:r>
+        <w:t>well-qualified</w:t>
+      </w:r>
+      <w:r>
+        <w:t xml:space="preserve"> : trình độ tốt</w:t>
+      </w:r>
+    </w:p>
+    <w:p>
+      <w:r>
+        <w:t>time consuming</w:t>
+      </w:r>
+      <w:r>
+        <w:t xml:space="preserve"> : tốn time</w:t>
+      </w:r>
+    </w:p>
+    <w:p>
+      <w:r>
+        <w:t xml:space="preserve">invented: </w:t>
+      </w:r>
+      <w:r>
+        <w:t xml:space="preserve">đã </w:t>
+      </w:r>
+      <w:r>
+        <w:t>phát minh</w:t>
+      </w:r>
+    </w:p>
+    <w:p>
+      <w:r>
+        <w:t>invent</w:t>
+      </w:r>
+      <w:r>
+        <w:t xml:space="preserve"> : phát minh</w:t>
+      </w:r>
+    </w:p>
+    <w:p>
+      <w:r>
         <w:lastRenderedPageBreak/>
-        <w:t>N</w:t>
-      </w:r>
-      <w:r>
-        <w:t>otable</w:t>
-      </w:r>
-    </w:p>
-    <w:p>
-      <w:r>
-        <w:t>Analyze -analysis</w:t>
-      </w:r>
-      <w:r>
-        <w:t>-analytical</w:t>
-      </w:r>
-    </w:p>
-    <w:p>
-      <w:r>
-        <w:t>stock market : thị truongf chứng khoán</w:t>
-      </w:r>
-    </w:p>
-    <w:p>
-      <w:r>
-        <w:t>procedure proceed-procedural</w:t>
-      </w:r>
-    </w:p>
-    <w:p>
-      <w:r>
-        <w:t>fog</w:t>
-      </w:r>
-      <w:r>
-        <w:t>-fogg</w:t>
-      </w:r>
-      <w:r>
-        <w:t>y</w:t>
-      </w:r>
-    </w:p>
-    <w:p>
-      <w:r>
-        <w:t>comic có hai nghĩa nha</w:t>
-      </w:r>
-    </w:p>
-    <w:p>
-      <w:r>
-        <w:t>Expenses incurred : chi phí phát sinh</w:t>
-      </w:r>
-    </w:p>
-    <w:p>
-      <w:r>
-        <w:t xml:space="preserve">Reorganize reorganization </w:t>
-      </w:r>
-    </w:p>
-    <w:p>
-      <w:r>
-        <w:t>well-qualified</w:t>
-      </w:r>
-      <w:r>
-        <w:t xml:space="preserve"> : trình độ tốt</w:t>
-      </w:r>
-    </w:p>
-    <w:p>
-      <w:r>
-        <w:t>time consuming</w:t>
-      </w:r>
-      <w:r>
-        <w:t xml:space="preserve"> : tốn time</w:t>
-      </w:r>
-    </w:p>
-    <w:p>
-      <w:r>
-        <w:t xml:space="preserve">invented: </w:t>
-      </w:r>
-      <w:r>
-        <w:t xml:space="preserve">đã </w:t>
-      </w:r>
-      <w:r>
-        <w:t>phát minh</w:t>
-      </w:r>
-    </w:p>
-    <w:p>
-      <w:r>
-        <w:t>invent</w:t>
-      </w:r>
-      <w:r>
-        <w:t xml:space="preserve"> : phát minh</w:t>
-      </w:r>
-    </w:p>
-    <w:p>
-      <w:r>
         <w:t>necessary : cần thiết</w:t>
       </w:r>
     </w:p>
@@ -499,7 +630,6 @@
     </w:p>
     <w:p>
       <w:r>
-        <w:lastRenderedPageBreak/>
         <w:t>com</w:t>
       </w:r>
       <w:r>
@@ -608,6 +738,24 @@
           <w:color w:val="313033"/>
         </w:rPr>
         <w:t>manuscrpit: bản thảo</w:t>
+      </w:r>
+    </w:p>
+    <w:p>
+      <w:pPr>
+        <w:pStyle w:val="Heading2"/>
+        <w:shd w:val="clear" w:color="auto" w:fill="FFFCF3"/>
+        <w:spacing w:before="0" w:beforeAutospacing="0" w:after="0" w:afterAutospacing="0"/>
+        <w:rPr>
+          <w:rFonts w:ascii="Open Sans" w:hAnsi="Open Sans" w:cs="Open Sans"/>
+          <w:color w:val="313033"/>
+        </w:rPr>
+      </w:pPr>
+      <w:r>
+        <w:rPr>
+          <w:rFonts w:ascii="Open Sans" w:hAnsi="Open Sans" w:cs="Open Sans"/>
+          <w:color w:val="313033"/>
+        </w:rPr>
+        <w:t>convention==seminar==conference</w:t>
       </w:r>
     </w:p>
     <w:p/>
